--- a/АНОО ПО.docx
+++ b/АНОО ПО.docx
@@ -24,8 +24,6 @@
         </w:rPr>
         <w:t xml:space="preserve"> </w:t>
       </w:r>
-      <w:bookmarkStart w:id="0" w:name="_GoBack"/>
-      <w:bookmarkEnd w:id="0"/>
     </w:p>
     <w:p>
       <w:pPr>
@@ -632,24 +630,68 @@
           <w:rStyle w:val="markdown-word"/>
           <w:spacing w:val="3"/>
         </w:rPr>
-        <w:t>В современных компьютерных системах организация работы памяти играет фундаментальную роль: от её эффективности зависят скорость выполнения задач, стабильность работы приложений и общая производительность устройства. Память компьютера — это не единый массив ячеек, а сложная многоуровневая структура, где каждый компонент выполняет свою функцию и взаимодействует с другими элементами системы.</w:t>
-      </w:r>
-    </w:p>
-    <w:p>
-      <w:pPr>
-        <w:pStyle w:val="a4"/>
-        <w:shd w:val="clear" w:color="auto" w:fill="FFFFFF"/>
-        <w:spacing w:before="120" w:beforeAutospacing="0" w:after="120" w:afterAutospacing="0" w:line="420" w:lineRule="atLeast"/>
-        <w:rPr>
-          <w:spacing w:val="3"/>
-        </w:rPr>
-      </w:pPr>
-      <w:r>
-        <w:rPr>
-          <w:rStyle w:val="markdown-word"/>
-          <w:spacing w:val="3"/>
-        </w:rPr>
-        <w:t>Необходимость такой сложной организации обусловлена противоречивыми требованиями к памяти: с одной стороны, нужна высокая скорость доступа к данным для быстрой работы процессора, с другой — большой объём для хранения множества программ и информации. Решить это противоречие позволяет </w:t>
+        <w:t>В современных компьютерных системах организация работы памяти играет фундаментальную роль: от её эффективности зависят скорость выполнения задач, стабильность работы приложений и общая производительность </w:t>
+      </w:r>
+      <w:r>
+        <w:rPr>
+          <w:rStyle w:val="markdown-word"/>
+          <w:spacing w:val="3"/>
+        </w:rPr>
+        <w:t>устройства. </w:t>
+      </w:r>
+      <w:proofErr w:type="gramStart"/>
+      <w:r>
+        <w:rPr>
+          <w:rStyle w:val="markdown-word"/>
+          <w:spacing w:val="3"/>
+        </w:rPr>
+        <w:t>Память компьютера </w:t>
+      </w:r>
+      <w:r>
+        <w:rPr>
+          <w:rStyle w:val="markdown-word"/>
+          <w:spacing w:val="3"/>
+        </w:rPr>
+        <w:t>это</w:t>
+      </w:r>
+      <w:proofErr w:type="gramEnd"/>
+      <w:r>
+        <w:rPr>
+          <w:rStyle w:val="markdown-word"/>
+          <w:spacing w:val="3"/>
+        </w:rPr>
+        <w:t> не единый массив ячеек, а сложная многоуровневая структура, где каждый компонент выполняет свою функцию и взаимодействует с другими элементами системы.</w:t>
+      </w:r>
+    </w:p>
+    <w:p>
+      <w:pPr>
+        <w:pStyle w:val="a4"/>
+        <w:shd w:val="clear" w:color="auto" w:fill="FFFFFF"/>
+        <w:spacing w:before="120" w:beforeAutospacing="0" w:after="120" w:afterAutospacing="0" w:line="420" w:lineRule="atLeast"/>
+        <w:rPr>
+          <w:spacing w:val="3"/>
+        </w:rPr>
+      </w:pPr>
+      <w:r>
+        <w:rPr>
+          <w:rStyle w:val="markdown-word"/>
+          <w:spacing w:val="3"/>
+        </w:rPr>
+        <w:t>Необходимость такой сложной организации обусловлена противоречивыми требованиями к памяти: с одной стороны, нужна высокая скорость доступа к данным для быстро</w:t>
+      </w:r>
+      <w:r>
+        <w:rPr>
+          <w:rStyle w:val="markdown-word"/>
+          <w:spacing w:val="3"/>
+        </w:rPr>
+        <w:t>й работы процессора, с другой </w:t>
+      </w:r>
+      <w:r>
+        <w:rPr>
+          <w:rStyle w:val="markdown-word"/>
+          <w:spacing w:val="3"/>
+        </w:rPr>
+        <w:t>большой объём для хранения множества программ и информации. Решить это противоречие позволяет </w:t>
       </w:r>
       <w:r>
         <w:rPr>
@@ -1018,7 +1060,14 @@
           <w:rStyle w:val="markdown-word"/>
           <w:spacing w:val="3"/>
         </w:rPr>
-        <w:t>Самый верхний уровень — </w:t>
+        <w:t>Самый верхний уровень -</w:t>
+      </w:r>
+      <w:r>
+        <w:rPr>
+          <w:rStyle w:val="markdown-word"/>
+          <w:spacing w:val="3"/>
+        </w:rPr>
+        <w:t> </w:t>
       </w:r>
       <w:r>
         <w:rPr>
@@ -1085,7 +1134,51 @@
           <w:spacing w:val="3"/>
         </w:rPr>
         <w:noBreakHyphen/>
-        <w:t>память делится на несколько уровней (L1, L2, L3). L1 — самая быстрая и наименьшая по объёму, L3 — более медленная, но более вместительная.</w:t>
+        <w:t>память делится на неско</w:t>
+      </w:r>
+      <w:r>
+        <w:rPr>
+          <w:rStyle w:val="markdown-word"/>
+          <w:spacing w:val="3"/>
+        </w:rPr>
+        <w:t>лько уровней (L1, L2, L3). L1 </w:t>
+      </w:r>
+      <w:r>
+        <w:rPr>
+          <w:rStyle w:val="markdown-word"/>
+          <w:spacing w:val="3"/>
+        </w:rPr>
+        <w:t>самая быст</w:t>
+      </w:r>
+      <w:r>
+        <w:rPr>
+          <w:rStyle w:val="markdown-word"/>
+          <w:spacing w:val="3"/>
+        </w:rPr>
+        <w:t>рая и наименьшая по объёму, L</w:t>
+      </w:r>
+      <w:proofErr w:type="gramStart"/>
+      <w:r>
+        <w:rPr>
+          <w:rStyle w:val="markdown-word"/>
+          <w:spacing w:val="3"/>
+        </w:rPr>
+        <w:t>3 </w:t>
+      </w:r>
+      <w:r>
+        <w:rPr>
+          <w:rStyle w:val="markdown-word"/>
+          <w:spacing w:val="3"/>
+        </w:rPr>
+        <w:t xml:space="preserve"> более</w:t>
+      </w:r>
+      <w:proofErr w:type="gramEnd"/>
+      <w:r>
+        <w:rPr>
+          <w:rStyle w:val="markdown-word"/>
+          <w:spacing w:val="3"/>
+        </w:rPr>
+        <w:t> медленная, но более вместительная.</w:t>
       </w:r>
     </w:p>
     <w:p>
@@ -1118,7 +1211,21 @@
           <w:rStyle w:val="markdown-word"/>
           <w:spacing w:val="3"/>
         </w:rPr>
-        <w:t>. В ней размещаются программы и данные, которые используются в текущий момент. Когда пользователь запускает программу, она загружается с внешнего носителя в оперативную память. ОЗУ обладает высокой скоростью работы, однако является энергозависимой — при выключении питания данные теряются.</w:t>
+        <w:t>. В ней размещаются программы и данные, которые используются в текущий момент. Когда пользователь запускает программу, она загружается с внешнего носителя в оперативную память. ОЗУ обладает высокой скоростью работы, од</w:t>
+      </w:r>
+      <w:r>
+        <w:rPr>
+          <w:rStyle w:val="markdown-word"/>
+          <w:spacing w:val="3"/>
+        </w:rPr>
+        <w:t>нако является энергозависимой </w:t>
+      </w:r>
+      <w:r>
+        <w:rPr>
+          <w:rStyle w:val="markdown-word"/>
+          <w:spacing w:val="3"/>
+        </w:rPr>
+        <w:t>при выключении питания данные теряются.</w:t>
       </w:r>
     </w:p>
     <w:p>
@@ -1917,7 +2024,37 @@
           <w:rStyle w:val="markdown-word"/>
           <w:spacing w:val="3"/>
         </w:rPr>
-        <w:t>В некоторых системах используется сочетание сегментации и страничной организации — это позволяет объединить преимущества обоих подходов.</w:t>
+        <w:t>В некоторых системах используется сочетание сегмен</w:t>
+      </w:r>
+      <w:r>
+        <w:rPr>
+          <w:rStyle w:val="markdown-word"/>
+          <w:spacing w:val="3"/>
+        </w:rPr>
+        <w:t>тации и страничной </w:t>
+      </w:r>
+      <w:proofErr w:type="gramStart"/>
+      <w:r>
+        <w:rPr>
+          <w:rStyle w:val="markdown-word"/>
+          <w:spacing w:val="3"/>
+        </w:rPr>
+        <w:t>организации </w:t>
+      </w:r>
+      <w:r>
+        <w:rPr>
+          <w:rStyle w:val="markdown-word"/>
+          <w:spacing w:val="3"/>
+        </w:rPr>
+        <w:t xml:space="preserve"> это</w:t>
+      </w:r>
+      <w:proofErr w:type="gramEnd"/>
+      <w:r>
+        <w:rPr>
+          <w:rStyle w:val="markdown-word"/>
+          <w:spacing w:val="3"/>
+        </w:rPr>
+        <w:t> позволяет объединить преимущества обоих подходов.</w:t>
       </w:r>
     </w:p>
     <w:p>
@@ -2420,7 +2557,14 @@
           <w:rStyle w:val="markdown-word"/>
           <w:spacing w:val="3"/>
         </w:rPr>
-        <w:t> — современные системы поддерживают десятки и сотни гигабайт ОЗУ;</w:t>
+        <w:t> </w:t>
+      </w:r>
+      <w:r>
+        <w:rPr>
+          <w:rStyle w:val="markdown-word"/>
+          <w:spacing w:val="3"/>
+        </w:rPr>
+        <w:t>современные системы поддерживают десятки и сотни гигабайт ОЗУ;</w:t>
       </w:r>
     </w:p>
     <w:p>
@@ -2444,14 +2588,39 @@
           <w:bCs/>
           <w:spacing w:val="3"/>
         </w:rPr>
-        <w:t>технологии кэширования</w:t>
-      </w:r>
-      <w:r>
-        <w:rPr>
-          <w:rStyle w:val="markdown-word"/>
-          <w:spacing w:val="3"/>
-        </w:rPr>
-        <w:t> — улучшаются алгоритмы предсказания обращений к данным и способы размещения информации в кэше.</w:t>
+        <w:t>технологии </w:t>
+      </w:r>
+      <w:proofErr w:type="gramStart"/>
+      <w:r>
+        <w:rPr>
+          <w:rStyle w:val="markdown-word"/>
+          <w:b/>
+          <w:bCs/>
+          <w:spacing w:val="3"/>
+        </w:rPr>
+        <w:t>кэширования</w:t>
+      </w:r>
+      <w:r>
+        <w:rPr>
+          <w:rStyle w:val="markdown-word"/>
+          <w:spacing w:val="3"/>
+        </w:rPr>
+        <w:t> </w:t>
+      </w:r>
+      <w:r>
+        <w:rPr>
+          <w:rStyle w:val="markdown-word"/>
+          <w:spacing w:val="3"/>
+        </w:rPr>
+        <w:t xml:space="preserve"> улучшаются</w:t>
+      </w:r>
+      <w:proofErr w:type="gramEnd"/>
+      <w:r>
+        <w:rPr>
+          <w:rStyle w:val="markdown-word"/>
+          <w:spacing w:val="3"/>
+        </w:rPr>
+        <w:t> алгоритмы предсказания обращений к данным и способы размещения информации в кэше.</w:t>
       </w:r>
     </w:p>
     <w:p>
@@ -2582,7 +2751,16 @@
           <w:rStyle w:val="markdown-word"/>
           <w:spacing w:val="3"/>
         </w:rPr>
-        <w:t> — особенно важно для мобильных устройств и дата</w:t>
+        <w:t> </w:t>
+      </w:r>
+      <w:bookmarkStart w:id="0" w:name="_GoBack"/>
+      <w:bookmarkEnd w:id="0"/>
+      <w:r>
+        <w:rPr>
+          <w:rStyle w:val="markdown-word"/>
+          <w:spacing w:val="3"/>
+        </w:rPr>
+        <w:t>особенно важно для мобильных устройств и дата</w:t>
       </w:r>
       <w:r>
         <w:rPr>
